--- a/Writing/ICC 2024/Abstract_ICC2024_Nabera.docx
+++ b/Writing/ICC 2024/Abstract_ICC2024_Nabera.docx
@@ -7,13 +7,19 @@
         <w:pStyle w:val="TitleAbstractICC2024"/>
       </w:pPr>
       <w:r>
-        <w:t xml:space="preserve">Investigating </w:t>
+        <w:t xml:space="preserve">The evolution of </w:t>
       </w:r>
       <w:r>
         <w:t xml:space="preserve">environmental impacts of </w:t>
       </w:r>
       <w:r>
-        <w:t>platform chemicals and their link to climate policies</w:t>
+        <w:t xml:space="preserve">platform chemicals </w:t>
+      </w:r>
+      <w:r>
+        <w:t>linked</w:t>
+      </w:r>
+      <w:r>
+        <w:t xml:space="preserve"> to climate policies</w:t>
       </w:r>
     </w:p>
     <w:p>
@@ -241,7 +247,7 @@
         <w:rPr>
           <w:rFonts w:ascii="Calibri" w:hAnsi="Calibri" w:cs="Calibri"/>
         </w:rPr>
-        <w:t>Institute of Environmental Sciences (CML), Leiden University, Einsteinweg 2, 2333 CC Leiden, The Netherlands</w:t>
+        <w:t>Institute of Environmental Sciences (CML), Leiden University, 2333 CC Leiden, The Netherlands</w:t>
       </w:r>
     </w:p>
     <w:p>
@@ -312,7 +318,13 @@
         <w:t>2</w:t>
       </w:r>
       <w:r>
-        <w:t xml:space="preserve"> emissions (560 Gt y</w:t>
+        <w:t xml:space="preserve"> emissions (560 </w:t>
+      </w:r>
+      <w:r>
+        <w:t>M</w:t>
+      </w:r>
+      <w:r>
+        <w:t>t y</w:t>
       </w:r>
       <w:r>
         <w:rPr>
@@ -399,7 +411,13 @@
         <w:t xml:space="preserve"> misleading conclusions and guidance. </w:t>
       </w:r>
       <w:r>
-        <w:t xml:space="preserve">Hence, in this work, we conduct a prospective life cycle assessment </w:t>
+        <w:t xml:space="preserve">Hence, in this work, we conduct a </w:t>
+      </w:r>
+      <w:r>
+        <w:t xml:space="preserve">regionalized </w:t>
+      </w:r>
+      <w:r>
+        <w:t xml:space="preserve">prospective life cycle assessment </w:t>
       </w:r>
       <w:r>
         <w:t xml:space="preserve">(pLCA) </w:t>
@@ -468,7 +486,13 @@
         <w:t xml:space="preserve">We </w:t>
       </w:r>
       <w:r>
-        <w:t>utilize an Integrated Assessment Model (IAM) called IMAGE</w:t>
+        <w:t xml:space="preserve">utilize </w:t>
+      </w:r>
+      <w:r>
+        <w:t xml:space="preserve">the </w:t>
+      </w:r>
+      <w:r>
+        <w:t>IMAGE</w:t>
       </w:r>
       <w:r>
         <w:fldChar w:fldCharType="begin"/>
@@ -490,16 +514,28 @@
         <w:fldChar w:fldCharType="end"/>
       </w:r>
       <w:r>
-        <w:t xml:space="preserve"> to quantify the environmental impacts of both fossil and green</w:t>
-      </w:r>
-      <w:r>
         <w:t xml:space="preserve"> </w:t>
       </w:r>
       <w:r>
-        <w:t>ammonia and methanol production routes</w:t>
-      </w:r>
-      <w:r>
-        <w:t>. This allows us to project future economic scenarios and offer</w:t>
+        <w:t>Integrated Assessment Model (IAM</w:t>
+      </w:r>
+      <w:r>
+        <w:t>)</w:t>
+      </w:r>
+      <w:r>
+        <w:t xml:space="preserve"> to quantify the environmental impacts of fossil and green</w:t>
+      </w:r>
+      <w:r>
+        <w:t xml:space="preserve"> routes for</w:t>
+      </w:r>
+      <w:r>
+        <w:t xml:space="preserve"> </w:t>
+      </w:r>
+      <w:r>
+        <w:t>ammonia and methanol production</w:t>
+      </w:r>
+      <w:r>
+        <w:t>. This allows to project future economic scenarios and offer</w:t>
       </w:r>
       <w:r>
         <w:t>s</w:t>
@@ -562,7 +598,10 @@
         <w:t xml:space="preserve">(v1.5.9) framework. Furthermore, we </w:t>
       </w:r>
       <w:r>
-        <w:t>enhance</w:t>
+        <w:t>e</w:t>
+      </w:r>
+      <w:r>
+        <w:t>xpand</w:t>
       </w:r>
       <w:r>
         <w:t xml:space="preserve"> the temporal resolution for the production of these chemicals to 26 regions worldwide, </w:t>
@@ -613,7 +652,16 @@
       </w:r>
       <w:r>
         <w:noBreakHyphen/>
-        <w:t>based ammonia (</w:t>
+        <w:t>based ammonia</w:t>
+      </w:r>
+      <w:r>
+        <w:t xml:space="preserve"> production routes</w:t>
+      </w:r>
+      <w:r>
+        <w:t xml:space="preserve"> (</w:t>
+      </w:r>
+      <w:r>
+        <w:t xml:space="preserve">taken herein to illustrate this study, </w:t>
       </w:r>
       <w:r>
         <w:rPr>
@@ -622,7 +670,90 @@
         <w:t>Figure 1a</w:t>
       </w:r>
       <w:r>
-        <w:t>) and methanol (</w:t>
+        <w:t>) show a promising trend, with significant reductions anticipated by 2050. Under more ambitious climate policies, such as the 1.5</w:t>
+      </w:r>
+      <w:r>
+        <w:t> °C scenario</w:t>
+      </w:r>
+      <w:r>
+        <w:t xml:space="preserve">, these impacts are expected to decrease substantially. Specifically, by 2050, </w:t>
+      </w:r>
+      <w:r>
+        <w:t xml:space="preserve">both the </w:t>
+      </w:r>
+      <w:r>
+        <w:t>solar</w:t>
+      </w:r>
+      <w:r>
+        <w:t xml:space="preserve"> and wind</w:t>
+      </w:r>
+      <w:r>
+        <w:noBreakHyphen/>
+        <w:t xml:space="preserve">based </w:t>
+      </w:r>
+      <w:r>
+        <w:t>routes are</w:t>
+      </w:r>
+      <w:r>
+        <w:t xml:space="preserve"> projected to achieve a</w:t>
+      </w:r>
+      <w:r>
+        <w:t>lmost a</w:t>
+      </w:r>
+      <w:r>
+        <w:t xml:space="preserve"> </w:t>
+      </w:r>
+      <w:r>
+        <w:t>7</w:t>
+      </w:r>
+      <w:r>
+        <w:t>0</w:t>
+      </w:r>
+      <w:r>
+        <w:t>% reduction</w:t>
+      </w:r>
+      <w:r>
+        <w:t xml:space="preserve"> in impacts</w:t>
+      </w:r>
+      <w:r>
+        <w:t xml:space="preserve">. In </w:t>
+      </w:r>
+      <w:r>
+        <w:t>fact</w:t>
+      </w:r>
+      <w:r>
+        <w:t xml:space="preserve">, </w:t>
+      </w:r>
+      <w:r>
+        <w:t>low</w:t>
+      </w:r>
+      <w:r>
+        <w:noBreakHyphen/>
+        <w:t>carbon</w:t>
+      </w:r>
+      <w:r>
+        <w:noBreakHyphen/>
+        <w:t>based ammonia</w:t>
+      </w:r>
+      <w:r>
+        <w:t xml:space="preserve"> production routes exhibit the </w:t>
+      </w:r>
+      <w:r>
+        <w:t>largest</w:t>
+      </w:r>
+      <w:r>
+        <w:t xml:space="preserve"> reductions in environmental impacts over time</w:t>
+      </w:r>
+      <w:r>
+        <w:t xml:space="preserve"> compared to hydrogen and methanol production</w:t>
+      </w:r>
+      <w:bookmarkStart w:id="0" w:name="_GoBack"/>
+      <w:bookmarkEnd w:id="0"/>
+      <w:r>
+        <w:t>. Furthermore, a regional analysis reveals that for solar</w:t>
+      </w:r>
+      <w:r>
+        <w:t xml:space="preserve"> (</w:t>
       </w:r>
       <w:r>
         <w:rPr>
@@ -631,32 +762,29 @@
         <w:t>Figure 1b</w:t>
       </w:r>
       <w:r>
-        <w:t>) production routes show a promising trend, with significant reductions anticipated by 2050. Under more ambitious climate policies, such as the 1.5</w:t>
-      </w:r>
-      <w:r>
-        <w:t> °C scenario</w:t>
-      </w:r>
-      <w:r>
-        <w:t>, these impacts are expected to decrease substantially. Specifically, by 2050, solar</w:t>
+        <w:t xml:space="preserve">) </w:t>
+      </w:r>
+      <w:r>
+        <w:t>and wind</w:t>
       </w:r>
       <w:r>
         <w:noBreakHyphen/>
-        <w:t>based ammonia and methanol are projected to achieve a 71% and 102% reduction, respectively. In summary, solar</w:t>
-      </w:r>
-      <w:r>
-        <w:noBreakHyphen/>
-        <w:t>based production routes exhibit the most substantial reductions in environmental impacts over time, approaching the performance levels achieved by their wind</w:t>
-      </w:r>
-      <w:r>
-        <w:noBreakHyphen/>
-        <w:t xml:space="preserve">based counterparts. Furthermore, a regional analysis reveals that the relative </w:t>
-      </w:r>
-      <w:r>
-        <w:t>climate change impact reductions for solar</w:t>
-      </w:r>
-      <w:r>
-        <w:noBreakHyphen/>
-        <w:t>based ammonia and methanol production, impact reductions vary significantly by region, emphasizing the importance of location</w:t>
+        <w:t xml:space="preserve">based </w:t>
+      </w:r>
+      <w:r>
+        <w:t>(</w:t>
+      </w:r>
+      <w:r>
+        <w:rPr>
+          <w:b/>
+        </w:rPr>
+        <w:t>Figure 1c</w:t>
+      </w:r>
+      <w:r>
+        <w:t xml:space="preserve">) </w:t>
+      </w:r>
+      <w:r>
+        <w:t>ammonia production, impact reductions vary significantly by region, emphasizing the importance of location</w:t>
       </w:r>
       <w:r>
         <w:noBreakHyphen/>
@@ -682,13 +810,15 @@
       </w:pPr>
       <w:r>
         <w:rPr>
+          <w:rFonts w:ascii="Calibri" w:hAnsi="Calibri" w:cs="Calibri"/>
+          <w:b/>
           <w:noProof/>
         </w:rPr>
         <w:drawing>
           <wp:inline distT="0" distB="0" distL="0" distR="0">
-            <wp:extent cx="3898900" cy="2291080"/>
-            <wp:effectExtent l="0" t="0" r="0" b="0"/>
-            <wp:docPr id="1" name="Picture 1" descr="Conf all image SSP2 GLO"/>
+            <wp:extent cx="3900805" cy="2291080"/>
+            <wp:effectExtent l="0" t="0" r="4445" b="0"/>
+            <wp:docPr id="2" name="Picture 2"/>
             <wp:cNvGraphicFramePr>
               <a:graphicFrameLocks xmlns:a="http://schemas.openxmlformats.org/drawingml/2006/main" noChangeAspect="1"/>
             </wp:cNvGraphicFramePr>
@@ -696,36 +826,23 @@
               <a:graphicData uri="http://schemas.openxmlformats.org/drawingml/2006/picture">
                 <pic:pic xmlns:pic="http://schemas.openxmlformats.org/drawingml/2006/picture">
                   <pic:nvPicPr>
-                    <pic:cNvPr id="0" name="Picture 1" descr="Conf all image SSP2 GLO"/>
-                    <pic:cNvPicPr>
-                      <a:picLocks noChangeAspect="1" noChangeArrowheads="1"/>
-                    </pic:cNvPicPr>
+                    <pic:cNvPr id="2" name="Conf all image SSP2 GLO.png"/>
+                    <pic:cNvPicPr/>
                   </pic:nvPicPr>
                   <pic:blipFill>
-                    <a:blip r:embed="rId9">
-                      <a:extLst>
-                        <a:ext uri="{28A0092B-C50C-407E-A947-70E740481C1C}">
-                          <a14:useLocalDpi xmlns:a14="http://schemas.microsoft.com/office/drawing/2010/main" val="0"/>
-                        </a:ext>
-                      </a:extLst>
-                    </a:blip>
-                    <a:srcRect/>
+                    <a:blip r:embed="rId9"/>
                     <a:stretch>
                       <a:fillRect/>
                     </a:stretch>
                   </pic:blipFill>
-                  <pic:spPr bwMode="auto">
+                  <pic:spPr>
                     <a:xfrm>
                       <a:off x="0" y="0"/>
-                      <a:ext cx="3898900" cy="2291080"/>
+                      <a:ext cx="3900805" cy="2291080"/>
                     </a:xfrm>
                     <a:prstGeom prst="rect">
                       <a:avLst/>
                     </a:prstGeom>
-                    <a:noFill/>
-                    <a:ln>
-                      <a:noFill/>
-                    </a:ln>
                   </pic:spPr>
                 </pic:pic>
               </a:graphicData>
@@ -745,17 +862,23 @@
         <w:t xml:space="preserve">Figure 1. </w:t>
       </w:r>
       <w:r>
-        <w:t>Global ave</w:t>
-      </w:r>
-      <w:r>
-        <w:t>rage climate change impacts of fossil, blue, and green (both solar and wind</w:t>
+        <w:t xml:space="preserve">Climate change impacts of ammonia production pathways. (a) </w:t>
+      </w:r>
+      <w:r>
+        <w:t>Global</w:t>
+      </w:r>
+      <w:r>
+        <w:t xml:space="preserve"> ave</w:t>
+      </w:r>
+      <w:r>
+        <w:t>rage impacts of fossil, blue, and green (both solar and wind</w:t>
       </w:r>
       <w:r>
         <w:noBreakHyphen/>
-        <w:t>based) production of (a) ammonia and (b) methanol from 2020 to 2050 across three climate policy scenarios</w:t>
-      </w:r>
-      <w:r>
-        <w:t xml:space="preserve"> (3.5 </w:t>
+        <w:t>based) production</w:t>
+      </w:r>
+      <w:r>
+        <w:t xml:space="preserve"> from 2020 to 2050 across three climate policy scenarios (3.5 </w:t>
       </w:r>
       <w:r>
         <w:t>°</w:t>
@@ -773,7 +896,56 @@
         <w:t>°</w:t>
       </w:r>
       <w:r>
-        <w:t>C)</w:t>
+        <w:t>C).</w:t>
+      </w:r>
+      <w:r>
+        <w:t xml:space="preserve"> </w:t>
+      </w:r>
+      <w:r>
+        <w:t>R</w:t>
+      </w:r>
+      <w:r>
+        <w:t xml:space="preserve">egional analysis </w:t>
+      </w:r>
+      <w:r>
+        <w:t>under the 2 </w:t>
+      </w:r>
+      <w:r>
+        <w:t>°</w:t>
+      </w:r>
+      <w:r>
+        <w:t xml:space="preserve">C </w:t>
+      </w:r>
+      <w:r>
+        <w:t xml:space="preserve">scenario </w:t>
+      </w:r>
+      <w:r>
+        <w:t xml:space="preserve">for </w:t>
+      </w:r>
+      <w:r>
+        <w:t xml:space="preserve">(b) </w:t>
+      </w:r>
+      <w:r>
+        <w:t>solar</w:t>
+      </w:r>
+      <w:r>
+        <w:t xml:space="preserve"> and </w:t>
+      </w:r>
+      <w:r>
+        <w:t xml:space="preserve">(c) </w:t>
+      </w:r>
+      <w:r>
+        <w:t>wind</w:t>
+      </w:r>
+      <w:r>
+        <w:noBreakHyphen/>
+        <w:t>based</w:t>
+      </w:r>
+      <w:r>
+        <w:t xml:space="preserve"> </w:t>
+      </w:r>
+      <w:r>
+        <w:t>production</w:t>
       </w:r>
       <w:r>
         <w:t>.</w:t>
@@ -813,16 +985,33 @@
         <w:rPr>
           <w:rFonts w:ascii="Calibri" w:hAnsi="Calibri" w:cs="Calibri"/>
         </w:rPr>
-        <w:t xml:space="preserve">Our results provide a more comprehensive outlook on the environmental performance of various production routes for crucial platform chemicals. This assessment not only sheds light on the current state but also offers valuable insights into the future, both on a temporal and geographical scale. This comprehensive outlook equips decision makers </w:t>
-      </w:r>
-      <w:r>
-        <w:rPr>
-          <w:rFonts w:ascii="Calibri" w:hAnsi="Calibri" w:cs="Calibri"/>
-        </w:rPr>
-        <w:t>with essential tools to navigate the evolving landscape of the chemical industry, ensuring informed and forward thinking decisions.</w:t>
-      </w:r>
-      <w:bookmarkStart w:id="0" w:name="_GoBack"/>
-      <w:bookmarkEnd w:id="0"/>
+        <w:t xml:space="preserve">Our results provide a more comprehensive outlook on the environmental performance of </w:t>
+      </w:r>
+      <w:r>
+        <w:rPr>
+          <w:rFonts w:ascii="Calibri" w:hAnsi="Calibri" w:cs="Calibri"/>
+        </w:rPr>
+        <w:t>current and foreseeable routes for crucial platform chemicals</w:t>
+      </w:r>
+      <w:r>
+        <w:rPr>
+          <w:rFonts w:ascii="Calibri" w:hAnsi="Calibri" w:cs="Calibri"/>
+        </w:rPr>
+        <w:t xml:space="preserve">. </w:t>
+      </w:r>
+      <w:r>
+        <w:rPr>
+          <w:rFonts w:ascii="Calibri" w:hAnsi="Calibri" w:cs="Calibri"/>
+        </w:rPr>
+        <w:t>This assessment overcomes the traditional static analysis to provide valuable insights into the future, both on a temporal and geographical scale. These results equip policy making and technology investment with tools to navigate the evolving landscape of the chemical industry, ensuring informed and forward</w:t>
+      </w:r>
+      <w:r>
+        <w:rPr>
+          <w:rFonts w:ascii="Calibri" w:hAnsi="Calibri" w:cs="Calibri"/>
+        </w:rPr>
+        <w:noBreakHyphen/>
+        <w:t>thinking decisions.</w:t>
+      </w:r>
     </w:p>
     <w:p>
       <w:pPr>
@@ -2529,7 +2718,7 @@
 </file>
 
 <file path=customXml/itemProps1.xml><?xml version="1.0" encoding="utf-8"?>
-<ds:datastoreItem xmlns:ds="http://schemas.openxmlformats.org/officeDocument/2006/customXml" ds:itemID="{589CF932-5002-4871-B539-58AE162A1AD7}">
+<ds:datastoreItem xmlns:ds="http://schemas.openxmlformats.org/officeDocument/2006/customXml" ds:itemID="{DE556D8A-829C-4B6C-8344-F8A56D3220B3}">
   <ds:schemaRefs>
     <ds:schemaRef ds:uri="http://schemas.openxmlformats.org/officeDocument/2006/bibliography"/>
   </ds:schemaRefs>

--- a/Writing/ICC 2024/Abstract_ICC2024_Nabera.docx
+++ b/Writing/ICC 2024/Abstract_ICC2024_Nabera.docx
@@ -309,7 +309,13 @@
         <w:pStyle w:val="ParagraphAbstractICC2024"/>
       </w:pPr>
       <w:r>
-        <w:t>Traditional production pathways of platform chemicals like ammonia and methanol are heavily dependent on fossil fuels, resulting in significant CO</w:t>
+        <w:t xml:space="preserve">Traditional production pathways of platform chemicals like ammonia and methanol are </w:t>
+      </w:r>
+      <w:r>
+        <w:t xml:space="preserve">catalytic processes </w:t>
+      </w:r>
+      <w:r>
+        <w:t>heavily dependent on fossil fuels, resulting in significant CO</w:t>
       </w:r>
       <w:r>
         <w:rPr>
@@ -355,11 +361,41 @@
         <w:fldChar w:fldCharType="end"/>
       </w:r>
       <w:r>
-        <w:t xml:space="preserve"> In contrast, recent developments have introduced low</w:t>
+        <w:t xml:space="preserve"> In </w:t>
+      </w:r>
+      <w:r>
+        <w:t xml:space="preserve">recent years, </w:t>
+      </w:r>
+      <w:r>
+        <w:t xml:space="preserve">emerging </w:t>
+      </w:r>
+      <w:r>
+        <w:t xml:space="preserve">catalytic technologies have played a crucial role in advancing </w:t>
+      </w:r>
+      <w:r>
+        <w:t>low</w:t>
       </w:r>
       <w:r>
         <w:noBreakHyphen/>
-        <w:t>carbon production routes, utilizing green hydrogen, with their environmental performance evaluated through life cycle assessments (LCAs).</w:t>
+        <w:t>carbon production routes</w:t>
+      </w:r>
+      <w:r>
+        <w:t xml:space="preserve"> for these chemicals</w:t>
+      </w:r>
+      <w:r>
+        <w:t xml:space="preserve">, </w:t>
+      </w:r>
+      <w:r>
+        <w:t>with</w:t>
+      </w:r>
+      <w:r>
+        <w:t xml:space="preserve"> their environmental performance</w:t>
+      </w:r>
+      <w:r>
+        <w:t xml:space="preserve"> </w:t>
+      </w:r>
+      <w:r>
+        <w:t>evaluated through life cycle assessments (LCAs).</w:t>
       </w:r>
       <w:r>
         <w:fldChar w:fldCharType="begin"/>
@@ -384,7 +420,12 @@
         <w:t xml:space="preserve"> However, </w:t>
       </w:r>
       <w:r>
-        <w:t>the targets set by emerging climate policies will</w:t>
+        <w:t xml:space="preserve">the targets set by </w:t>
+      </w:r>
+      <w:bookmarkStart w:id="0" w:name="_GoBack"/>
+      <w:bookmarkEnd w:id="0"/>
+      <w:r>
+        <w:t>climate policies will</w:t>
       </w:r>
       <w:r>
         <w:t xml:space="preserve"> necessitate substantial changes in the economy, including the decarbonization of energy production and transportation. </w:t>
@@ -447,7 +488,13 @@
         <w:t>footprint</w:t>
       </w:r>
       <w:r>
-        <w:t xml:space="preserve"> of chemical </w:t>
+        <w:t xml:space="preserve"> of </w:t>
+      </w:r>
+      <w:r>
+        <w:t xml:space="preserve">catalytic </w:t>
+      </w:r>
+      <w:r>
+        <w:t xml:space="preserve">chemical </w:t>
       </w:r>
       <w:r>
         <w:t xml:space="preserve">production </w:t>
@@ -489,10 +536,7 @@
         <w:t xml:space="preserve">utilize </w:t>
       </w:r>
       <w:r>
-        <w:t xml:space="preserve">the </w:t>
-      </w:r>
-      <w:r>
-        <w:t>IMAGE</w:t>
+        <w:t>the IMAGE</w:t>
       </w:r>
       <w:r>
         <w:fldChar w:fldCharType="begin"/>
@@ -747,8 +791,6 @@
       <w:r>
         <w:t xml:space="preserve"> compared to hydrogen and methanol production</w:t>
       </w:r>
-      <w:bookmarkStart w:id="0" w:name="_GoBack"/>
-      <w:bookmarkEnd w:id="0"/>
       <w:r>
         <w:t>. Furthermore, a regional analysis reveals that for solar</w:t>
       </w:r>
@@ -818,7 +860,7 @@
           <wp:inline distT="0" distB="0" distL="0" distR="0">
             <wp:extent cx="3900805" cy="2291080"/>
             <wp:effectExtent l="0" t="0" r="4445" b="0"/>
-            <wp:docPr id="2" name="Picture 2"/>
+            <wp:docPr id="1" name="Picture 1"/>
             <wp:cNvGraphicFramePr>
               <a:graphicFrameLocks xmlns:a="http://schemas.openxmlformats.org/drawingml/2006/main" noChangeAspect="1"/>
             </wp:cNvGraphicFramePr>
@@ -826,7 +868,7 @@
               <a:graphicData uri="http://schemas.openxmlformats.org/drawingml/2006/picture">
                 <pic:pic xmlns:pic="http://schemas.openxmlformats.org/drawingml/2006/picture">
                   <pic:nvPicPr>
-                    <pic:cNvPr id="2" name="Conf all image SSP2 GLO.png"/>
+                    <pic:cNvPr id="1" name="Conf all image SSP2 GLO.png"/>
                     <pic:cNvPicPr/>
                   </pic:nvPicPr>
                   <pic:blipFill>
@@ -991,7 +1033,19 @@
         <w:rPr>
           <w:rFonts w:ascii="Calibri" w:hAnsi="Calibri" w:cs="Calibri"/>
         </w:rPr>
-        <w:t>current and foreseeable routes for crucial platform chemicals</w:t>
+        <w:t xml:space="preserve">current and foreseeable </w:t>
+      </w:r>
+      <w:r>
+        <w:rPr>
+          <w:rFonts w:ascii="Calibri" w:hAnsi="Calibri" w:cs="Calibri"/>
+        </w:rPr>
+        <w:t xml:space="preserve">catalytic </w:t>
+      </w:r>
+      <w:r>
+        <w:rPr>
+          <w:rFonts w:ascii="Calibri" w:hAnsi="Calibri" w:cs="Calibri"/>
+        </w:rPr>
+        <w:t>routes for crucial platform chemicals</w:t>
       </w:r>
       <w:r>
         <w:rPr>
@@ -1328,7 +1382,16 @@
           <w:iCs/>
           <w:sz w:val="16"/>
         </w:rPr>
-        <w:t>Renewable and Sustainable Energy Reviews</w:t>
+        <w:t>Renewable Sustainable Energy Rev</w:t>
+      </w:r>
+      <w:r>
+        <w:rPr>
+          <w:rFonts w:ascii="Calibri" w:hAnsi="Calibri" w:cs="Calibri"/>
+          <w:i/>
+          <w:iCs/>
+          <w:sz w:val="16"/>
+        </w:rPr>
+        <w:t>.</w:t>
       </w:r>
       <w:r>
         <w:rPr>
@@ -2718,7 +2781,7 @@
 </file>
 
 <file path=customXml/itemProps1.xml><?xml version="1.0" encoding="utf-8"?>
-<ds:datastoreItem xmlns:ds="http://schemas.openxmlformats.org/officeDocument/2006/customXml" ds:itemID="{DE556D8A-829C-4B6C-8344-F8A56D3220B3}">
+<ds:datastoreItem xmlns:ds="http://schemas.openxmlformats.org/officeDocument/2006/customXml" ds:itemID="{8C74FD58-EE75-4209-9690-540A0742BCBC}">
   <ds:schemaRefs>
     <ds:schemaRef ds:uri="http://schemas.openxmlformats.org/officeDocument/2006/bibliography"/>
   </ds:schemaRefs>
